--- a/worksheets/w05-mutation.docx
+++ b/worksheets/w05-mutation.docx
@@ -887,7 +887,7 @@
         <w:pStyle w:val="FirstParagraph"/>
       </w:pPr>
       <w:r>
-        <w:t xml:space="preserve">Por tanto:</w:t>
+        <w:t xml:space="preserve">Alelos totales en la población:</w:t>
       </w:r>
     </w:p>
     <w:p>
@@ -919,14 +919,6 @@
           </m:r>
         </m:oMath>
       </m:oMathPara>
-    </w:p>
-    <w:p>
-      <w:pPr>
-        <w:pStyle w:val="FirstParagraph"/>
-      </w:pPr>
-      <w:r>
-        <w:t xml:space="preserve">Alelos totales en la población:</w:t>
-      </w:r>
     </w:p>
     <w:p>
       <w:r>
@@ -996,6 +988,14 @@
     <w:p>
       <w:pPr>
         <w:pStyle w:val="FirstParagraph"/>
+      </w:pPr>
+      <w:r>
+        <w:t xml:space="preserve">Frecuencia observada:</w:t>
+      </w:r>
+    </w:p>
+    <w:p>
+      <w:pPr>
+        <w:pStyle w:val="BodyText"/>
       </w:pPr>
       <m:oMathPara>
         <m:oMathParaPr>
@@ -1025,6 +1025,12 @@
                 <m:t>20</m:t>
               </m:r>
               <m:r>
+                <m:rPr>
+                  <m:sty m:val="p"/>
+                </m:rPr>
+                <m:t>×</m:t>
+              </m:r>
+              <m:r>
                 <m:t>N</m:t>
               </m:r>
             </m:den>
@@ -1037,14 +1043,6 @@
           </m:r>
         </m:oMath>
       </m:oMathPara>
-    </w:p>
-    <w:p>
-      <w:pPr>
-        <w:pStyle w:val="FirstParagraph"/>
-      </w:pPr>
-      <w:r>
-        <w:t xml:space="preserve">Frecuencia observada:</w:t>
-      </w:r>
     </w:p>
     <w:bookmarkEnd w:id="34"/>
     <w:bookmarkStart w:id="35" w:name="frecuencia-de-nucleotidos-nuevos"/>

--- a/worksheets/w05-mutation.docx
+++ b/worksheets/w05-mutation.docx
@@ -269,8 +269,8 @@
               <m:d>
                 <m:dPr>
                   <m:begChr m:val="("/>
+                  <m:endChr m:val=")"/>
                   <m:sepChr m:val=""/>
-                  <m:endChr m:val=")"/>
                   <m:grow/>
                 </m:dPr>
                 <m:e>
@@ -1203,11 +1203,7 @@
       </w:r>
     </w:p>
     <w:bookmarkEnd w:id="37"/>
-    <w:sectPr>
-      <w:footnotePr>
-        <w:numRestart w:val="eachSect"/>
-      </w:footnotePr>
-    </w:sectPr>
+    <w:sectPr/>
   </w:body>
 </w:document>
 </file>
@@ -1688,6 +1684,8 @@
     </w:pPr>
     <w:rPr>
       <w:rFonts w:asciiTheme="majorHAnsi" w:cstheme="majorBidi" w:eastAsiaTheme="majorEastAsia" w:hAnsiTheme="majorHAnsi"/>
+      <w:spacing w:val="-10"/>
+      <w:kern w:val="28"/>
       <w:sz w:val="56"/>
       <w:szCs w:val="56"/>
     </w:rPr>
@@ -1700,6 +1698,8 @@
     <w:rsid w:val="00A10FD9"/>
     <w:rPr>
       <w:rFonts w:asciiTheme="majorHAnsi" w:cstheme="majorBidi" w:eastAsiaTheme="majorEastAsia" w:hAnsiTheme="majorHAnsi"/>
+      <w:spacing w:val="-10"/>
+      <w:kern w:val="28"/>
       <w:sz w:val="56"/>
       <w:szCs w:val="56"/>
     </w:rPr>
@@ -1740,31 +1740,23 @@
   </w:style>
   <w:style w:customStyle="1" w:styleId="Author" w:type="paragraph">
     <w:name w:val="Author"/>
-    <w:basedOn w:val="Title"/>
     <w:next w:val="BodyText"/>
     <w:qFormat/>
     <w:pPr>
       <w:keepNext/>
       <w:keepLines/>
+      <w:jc w:val="center"/>
     </w:pPr>
-    <w:rPr>
-      <w:sz w:val="24"/>
-      <w:szCs w:val="24"/>
-    </w:rPr>
   </w:style>
   <w:style w:styleId="Date" w:type="paragraph">
     <w:name w:val="Date"/>
-    <w:basedOn w:val="Title"/>
     <w:next w:val="BodyText"/>
     <w:qFormat/>
     <w:pPr>
       <w:keepNext/>
       <w:keepLines/>
+      <w:jc w:val="center"/>
     </w:pPr>
-    <w:rPr>
-      <w:sz w:val="24"/>
-      <w:szCs w:val="24"/>
-    </w:rPr>
   </w:style>
   <w:style w:customStyle="1" w:styleId="AbstractTitle" w:type="paragraph">
     <w:name w:val="Abstract Title"/>

--- a/worksheets/w05-mutation.docx
+++ b/worksheets/w05-mutation.docx
@@ -269,8 +269,8 @@
               <m:d>
                 <m:dPr>
                   <m:begChr m:val="("/>
+                  <m:sepChr m:val=""/>
                   <m:endChr m:val=")"/>
-                  <m:sepChr m:val=""/>
                   <m:grow/>
                 </m:dPr>
                 <m:e>
@@ -1203,7 +1203,11 @@
       </w:r>
     </w:p>
     <w:bookmarkEnd w:id="37"/>
-    <w:sectPr/>
+    <w:sectPr>
+      <w:footnotePr>
+        <w:numRestart w:val="eachSect"/>
+      </w:footnotePr>
+    </w:sectPr>
   </w:body>
 </w:document>
 </file>
@@ -1684,8 +1688,6 @@
     </w:pPr>
     <w:rPr>
       <w:rFonts w:asciiTheme="majorHAnsi" w:cstheme="majorBidi" w:eastAsiaTheme="majorEastAsia" w:hAnsiTheme="majorHAnsi"/>
-      <w:spacing w:val="-10"/>
-      <w:kern w:val="28"/>
       <w:sz w:val="56"/>
       <w:szCs w:val="56"/>
     </w:rPr>
@@ -1698,8 +1700,6 @@
     <w:rsid w:val="00A10FD9"/>
     <w:rPr>
       <w:rFonts w:asciiTheme="majorHAnsi" w:cstheme="majorBidi" w:eastAsiaTheme="majorEastAsia" w:hAnsiTheme="majorHAnsi"/>
-      <w:spacing w:val="-10"/>
-      <w:kern w:val="28"/>
       <w:sz w:val="56"/>
       <w:szCs w:val="56"/>
     </w:rPr>
@@ -1740,23 +1740,31 @@
   </w:style>
   <w:style w:customStyle="1" w:styleId="Author" w:type="paragraph">
     <w:name w:val="Author"/>
+    <w:basedOn w:val="Title"/>
     <w:next w:val="BodyText"/>
     <w:qFormat/>
     <w:pPr>
       <w:keepNext/>
       <w:keepLines/>
-      <w:jc w:val="center"/>
     </w:pPr>
+    <w:rPr>
+      <w:sz w:val="24"/>
+      <w:szCs w:val="24"/>
+    </w:rPr>
   </w:style>
   <w:style w:styleId="Date" w:type="paragraph">
     <w:name w:val="Date"/>
+    <w:basedOn w:val="Title"/>
     <w:next w:val="BodyText"/>
     <w:qFormat/>
     <w:pPr>
       <w:keepNext/>
       <w:keepLines/>
-      <w:jc w:val="center"/>
     </w:pPr>
+    <w:rPr>
+      <w:sz w:val="24"/>
+      <w:szCs w:val="24"/>
+    </w:rPr>
   </w:style>
   <w:style w:customStyle="1" w:styleId="AbstractTitle" w:type="paragraph">
     <w:name w:val="Abstract Title"/>

--- a/worksheets/w05-mutation.docx
+++ b/worksheets/w05-mutation.docx
@@ -7,7 +7,7 @@
         <w:pStyle w:val="Title"/>
       </w:pPr>
       <w:r>
-        <w:t xml:space="preserve">Hoja de trabajo: Mutación y origen de nuevos alelos</w:t>
+        <w:t xml:space="preserve">Hoja de trabajo 05: Mutación y origen de nuevos alelos</w:t>
       </w:r>
     </w:p>
     <w:p>

--- a/worksheets/w05-mutation.docx
+++ b/worksheets/w05-mutation.docx
@@ -15,7 +15,7 @@
         <w:pStyle w:val="Subtitle"/>
       </w:pPr>
       <w:r>
-        <w:t xml:space="preserve">Intro Bio I (B0160) - Módulo de Evolución</w:t>
+        <w:t xml:space="preserve">Cómo surge nueva variación genética</w:t>
       </w:r>
     </w:p>
     <w:bookmarkStart w:id="20" w:name="objetivos"/>
